--- a/04.Bases de Dados/0.Base_Dados/Apontamentos/Modelo de Dados.docx
+++ b/04.Bases de Dados/0.Base_Dados/Apontamentos/Modelo de Dados.docx
@@ -118,7 +118,15 @@
       </w:pPr>
       <w:r>
         <w:tab/>
-        <w:t>Maiúscula na primeira letras da primeira palavra;</w:t>
+        <w:t xml:space="preserve">Maiúscula na </w:t>
+      </w:r>
+      <w:proofErr w:type="gramStart"/>
+      <w:r>
+        <w:t>primeira letras</w:t>
+      </w:r>
+      <w:proofErr w:type="gramEnd"/>
+      <w:r>
+        <w:t xml:space="preserve"> da primeira palavra;</w:t>
       </w:r>
     </w:p>
     <w:p>
@@ -157,7 +165,20 @@
         <w:jc w:val="both"/>
       </w:pPr>
       <w:r>
-        <w:t>Cada tabela tem um conjunto de atributos que a descrevem(Ex:Morada, Nome, Data Nascimento…)</w:t>
+        <w:t xml:space="preserve">Cada tabela tem um conjunto de atributos que a </w:t>
+      </w:r>
+      <w:proofErr w:type="gramStart"/>
+      <w:r>
+        <w:t>descrevem(</w:t>
+      </w:r>
+      <w:proofErr w:type="spellStart"/>
+      <w:proofErr w:type="gramEnd"/>
+      <w:r>
+        <w:t>Ex:Morada</w:t>
+      </w:r>
+      <w:proofErr w:type="spellEnd"/>
+      <w:r>
+        <w:t>, Nome, Data Nascimento…)</w:t>
       </w:r>
     </w:p>
     <w:p>
@@ -314,9 +335,11 @@
             <w:pPr>
               <w:jc w:val="both"/>
             </w:pPr>
+            <w:proofErr w:type="spellStart"/>
             <w:r>
               <w:t>dataNascimento</w:t>
             </w:r>
+            <w:proofErr w:type="spellEnd"/>
           </w:p>
         </w:tc>
       </w:tr>
@@ -448,7 +471,23 @@
         <w:jc w:val="both"/>
       </w:pPr>
       <w:r>
-        <w:t>O atributo chave é a Chave Primária ou Primary Key (PK)</w:t>
+        <w:t xml:space="preserve">O atributo chave é a Chave Primária ou </w:t>
+      </w:r>
+      <w:proofErr w:type="spellStart"/>
+      <w:r>
+        <w:t>Primary</w:t>
+      </w:r>
+      <w:proofErr w:type="spellEnd"/>
+      <w:r>
+        <w:t xml:space="preserve"> </w:t>
+      </w:r>
+      <w:proofErr w:type="spellStart"/>
+      <w:r>
+        <w:t>Key</w:t>
+      </w:r>
+      <w:proofErr w:type="spellEnd"/>
+      <w:r>
+        <w:t xml:space="preserve"> (PK)</w:t>
       </w:r>
     </w:p>
     <w:p>
@@ -461,7 +500,28 @@
         <w:jc w:val="both"/>
       </w:pPr>
       <w:r>
-        <w:t>O atributo referencia é a Chave Estrangeira ou Foreign Key(FK)</w:t>
+        <w:t xml:space="preserve">O atributo referencia é a Chave Estrangeira ou </w:t>
+      </w:r>
+      <w:proofErr w:type="spellStart"/>
+      <w:r>
+        <w:t>Foreign</w:t>
+      </w:r>
+      <w:proofErr w:type="spellEnd"/>
+      <w:r>
+        <w:t xml:space="preserve"> </w:t>
+      </w:r>
+      <w:proofErr w:type="spellStart"/>
+      <w:proofErr w:type="gramStart"/>
+      <w:r>
+        <w:t>Key</w:t>
+      </w:r>
+      <w:proofErr w:type="spellEnd"/>
+      <w:r>
+        <w:t>(</w:t>
+      </w:r>
+      <w:proofErr w:type="gramEnd"/>
+      <w:r>
+        <w:t>FK)</w:t>
       </w:r>
     </w:p>
     <w:p>
@@ -477,7 +537,15 @@
         <w:jc w:val="both"/>
       </w:pPr>
       <w:r>
-        <w:t>Um atributo PK tem que identificar de forma única a um registo dessa mesma tabela.</w:t>
+        <w:t xml:space="preserve">Um atributo PK tem </w:t>
+      </w:r>
+      <w:proofErr w:type="gramStart"/>
+      <w:r>
+        <w:t>que</w:t>
+      </w:r>
+      <w:proofErr w:type="gramEnd"/>
+      <w:r>
+        <w:t xml:space="preserve"> identificar de forma única a um registo dessa mesma tabela.</w:t>
       </w:r>
     </w:p>
     <w:p>
@@ -527,8 +595,13 @@
         <w:t>Senão encontrar chave candidata, podemos criar um atributo auxiliar, como o ID</w:t>
       </w:r>
       <w:r>
-        <w:t xml:space="preserve"> ou Cod</w:t>
-      </w:r>
+        <w:t xml:space="preserve"> ou </w:t>
+      </w:r>
+      <w:proofErr w:type="spellStart"/>
+      <w:r>
+        <w:t>Cod</w:t>
+      </w:r>
+      <w:proofErr w:type="spellEnd"/>
       <w:r>
         <w:t>. (SÓ MESMO SE NÃO HOUVER CHAVE CANDIDATA)</w:t>
       </w:r>
@@ -639,8 +712,13 @@
         </w:numPr>
         <w:jc w:val="both"/>
       </w:pPr>
-      <w:r>
-        <w:t>Numero de Série;</w:t>
+      <w:proofErr w:type="gramStart"/>
+      <w:r>
+        <w:t>Numero</w:t>
+      </w:r>
+      <w:proofErr w:type="gramEnd"/>
+      <w:r>
+        <w:t xml:space="preserve"> de Série;</w:t>
       </w:r>
     </w:p>
     <w:p>
@@ -656,8 +734,13 @@
         <w:t>Código</w:t>
       </w:r>
       <w:r>
-        <w:t xml:space="preserve"> Interno(func</w:t>
-      </w:r>
+        <w:t xml:space="preserve"> Interno(</w:t>
+      </w:r>
+      <w:proofErr w:type="spellStart"/>
+      <w:r>
+        <w:t>func</w:t>
+      </w:r>
+      <w:proofErr w:type="spellEnd"/>
       <w:r>
         <w:t>.</w:t>
       </w:r>
@@ -717,7 +800,15 @@
         <w:jc w:val="both"/>
       </w:pPr>
       <w:r>
-        <w:t>A Chaves primarias criada através de um conjunto de atributos denominamos de Chave Composta o Super Chave.</w:t>
+        <w:t xml:space="preserve">A Chaves primarias criada através de um conjunto de atributos denominamos de Chave Composta o </w:t>
+      </w:r>
+      <w:proofErr w:type="spellStart"/>
+      <w:r>
+        <w:t>Super</w:t>
+      </w:r>
+      <w:proofErr w:type="spellEnd"/>
+      <w:r>
+        <w:t xml:space="preserve"> Chave.</w:t>
       </w:r>
     </w:p>
     <w:p>
@@ -741,7 +832,15 @@
         <w:t>Ligamos, sempre, uma chave estrangeira a uma primária.</w:t>
       </w:r>
       <w:r>
-        <w:t xml:space="preserve"> No caso das tabelas, criar sempre a FK numa situação de 1:N, sendo o N a que terá a FK.</w:t>
+        <w:t xml:space="preserve"> No caso das tabelas, criar sempre a FK numa situação de </w:t>
+      </w:r>
+      <w:proofErr w:type="gramStart"/>
+      <w:r>
+        <w:t>1:N</w:t>
+      </w:r>
+      <w:proofErr w:type="gramEnd"/>
+      <w:r>
+        <w:t>, sendo o N a que terá a FK.</w:t>
       </w:r>
     </w:p>
     <w:p>
@@ -890,7 +989,15 @@
         <w:t>1FN – Evitar repetição de dados/redundância</w:t>
       </w:r>
       <w:r>
-        <w:t xml:space="preserve"> na mesma tabela. Se assim acontecer, criar nova tabela à parte.</w:t>
+        <w:t xml:space="preserve"> na mesma tabela. Se assim acontecer, </w:t>
+      </w:r>
+      <w:proofErr w:type="gramStart"/>
+      <w:r>
+        <w:t>criar nova</w:t>
+      </w:r>
+      <w:proofErr w:type="gramEnd"/>
+      <w:r>
+        <w:t xml:space="preserve"> tabela à parte.</w:t>
       </w:r>
     </w:p>
     <w:p>
@@ -912,7 +1019,15 @@
     <w:p/>
     <w:p>
       <w:r>
-        <w:t>Teste dia 30 Jan(Quinta-feira);</w:t>
+        <w:t xml:space="preserve">Teste dia 30 </w:t>
+      </w:r>
+      <w:proofErr w:type="gramStart"/>
+      <w:r>
+        <w:t>Jan(</w:t>
+      </w:r>
+      <w:proofErr w:type="gramEnd"/>
+      <w:r>
+        <w:t>Quinta-feira);</w:t>
       </w:r>
     </w:p>
     <w:p/>
@@ -994,8 +1109,13 @@
       <w:pPr>
         <w:jc w:val="both"/>
       </w:pPr>
-      <w:r>
-        <w:t>Codigo:</w:t>
+      <w:proofErr w:type="spellStart"/>
+      <w:r>
+        <w:t>Codigo</w:t>
+      </w:r>
+      <w:proofErr w:type="spellEnd"/>
+      <w:r>
+        <w:t>:</w:t>
       </w:r>
     </w:p>
     <w:p>
@@ -1004,7 +1124,14 @@
       </w:pPr>
       <w:r>
         <w:tab/>
-        <w:t>Create – cria objeto</w:t>
+      </w:r>
+      <w:proofErr w:type="spellStart"/>
+      <w:r>
+        <w:t>Create</w:t>
+      </w:r>
+      <w:proofErr w:type="spellEnd"/>
+      <w:r>
+        <w:t xml:space="preserve"> – cria objeto</w:t>
       </w:r>
     </w:p>
     <w:p>
@@ -1013,7 +1140,14 @@
       </w:pPr>
       <w:r>
         <w:tab/>
-        <w:t>Drop – apaga objeto</w:t>
+      </w:r>
+      <w:proofErr w:type="spellStart"/>
+      <w:r>
+        <w:t>Drop</w:t>
+      </w:r>
+      <w:proofErr w:type="spellEnd"/>
+      <w:r>
+        <w:t xml:space="preserve"> – apaga objeto</w:t>
       </w:r>
     </w:p>
     <w:p>
@@ -1036,43 +1170,183 @@
         <w:rPr>
           <w:color w:val="FF0000"/>
         </w:rPr>
-        <w:t>*Quando o XAMPP não funciona, o caso do Mysql service, temos que alterar o config.ini do serviço e alterar a port;</w:t>
-      </w:r>
-    </w:p>
-    <w:p>
-      <w:pPr>
-        <w:jc w:val="both"/>
+        <w:t xml:space="preserve">*Quando o XAMPP não funciona, o caso do </w:t>
+      </w:r>
+      <w:proofErr w:type="spellStart"/>
+      <w:r>
         <w:rPr>
           <w:color w:val="FF0000"/>
         </w:rPr>
-      </w:pPr>
+        <w:t>Mysql</w:t>
+      </w:r>
+      <w:proofErr w:type="spellEnd"/>
       <w:r>
         <w:rPr>
           <w:color w:val="FF0000"/>
         </w:rPr>
-        <w:t>*Caso continuar a dar erro, temos que ir ao &lt;browse&gt; do mysql e ver a pasta data, renomear para data_old, fazer uma copia do backup e renomear novamente para data para por o serviço com as predefinições.</w:t>
-      </w:r>
-    </w:p>
-    <w:p>
-      <w:pPr>
-        <w:jc w:val="both"/>
+        <w:t xml:space="preserve"> </w:t>
+      </w:r>
+      <w:proofErr w:type="spellStart"/>
+      <w:r>
         <w:rPr>
           <w:color w:val="FF0000"/>
         </w:rPr>
-      </w:pPr>
+        <w:t>service</w:t>
+      </w:r>
+      <w:proofErr w:type="spellEnd"/>
       <w:r>
         <w:rPr>
           <w:color w:val="FF0000"/>
         </w:rPr>
-        <w:t>*Não esquecer mudar a port também no php.ini do serviço de Apache, para poder buscar as definições</w:t>
-      </w:r>
-    </w:p>
-    <w:p>
-      <w:pPr>
-        <w:jc w:val="both"/>
+        <w:t xml:space="preserve">, temos </w:t>
+      </w:r>
+      <w:proofErr w:type="gramStart"/>
+      <w:r>
         <w:rPr>
           <w:color w:val="FF0000"/>
         </w:rPr>
+        <w:t>que</w:t>
+      </w:r>
+      <w:proofErr w:type="gramEnd"/>
+      <w:r>
+        <w:rPr>
+          <w:color w:val="FF0000"/>
+        </w:rPr>
+        <w:t xml:space="preserve"> alterar o config.ini do serviço e alterar a </w:t>
+      </w:r>
+      <w:proofErr w:type="spellStart"/>
+      <w:r>
+        <w:rPr>
+          <w:color w:val="FF0000"/>
+        </w:rPr>
+        <w:t>port</w:t>
+      </w:r>
+      <w:proofErr w:type="spellEnd"/>
+      <w:r>
+        <w:rPr>
+          <w:color w:val="FF0000"/>
+        </w:rPr>
+        <w:t>;</w:t>
+      </w:r>
+    </w:p>
+    <w:p>
+      <w:pPr>
+        <w:jc w:val="both"/>
+        <w:rPr>
+          <w:color w:val="FF0000"/>
+        </w:rPr>
+      </w:pPr>
+      <w:r>
+        <w:rPr>
+          <w:color w:val="FF0000"/>
+        </w:rPr>
+        <w:t>*Caso continuar a dar erro, temos que ir ao &lt;</w:t>
+      </w:r>
+      <w:proofErr w:type="spellStart"/>
+      <w:r>
+        <w:rPr>
+          <w:color w:val="FF0000"/>
+        </w:rPr>
+        <w:t>browse</w:t>
+      </w:r>
+      <w:proofErr w:type="spellEnd"/>
+      <w:r>
+        <w:rPr>
+          <w:color w:val="FF0000"/>
+        </w:rPr>
+        <w:t xml:space="preserve">&gt; do </w:t>
+      </w:r>
+      <w:proofErr w:type="spellStart"/>
+      <w:r>
+        <w:rPr>
+          <w:color w:val="FF0000"/>
+        </w:rPr>
+        <w:t>mysql</w:t>
+      </w:r>
+      <w:proofErr w:type="spellEnd"/>
+      <w:r>
+        <w:rPr>
+          <w:color w:val="FF0000"/>
+        </w:rPr>
+        <w:t xml:space="preserve"> e ver a pasta data, renomear para </w:t>
+      </w:r>
+      <w:proofErr w:type="spellStart"/>
+      <w:r>
+        <w:rPr>
+          <w:color w:val="FF0000"/>
+        </w:rPr>
+        <w:t>data_old</w:t>
+      </w:r>
+      <w:proofErr w:type="spellEnd"/>
+      <w:r>
+        <w:rPr>
+          <w:color w:val="FF0000"/>
+        </w:rPr>
+        <w:t xml:space="preserve">, fazer uma copia do backup e renomear novamente para data para </w:t>
+      </w:r>
+      <w:proofErr w:type="gramStart"/>
+      <w:r>
+        <w:rPr>
+          <w:color w:val="FF0000"/>
+        </w:rPr>
+        <w:t>por</w:t>
+      </w:r>
+      <w:proofErr w:type="gramEnd"/>
+      <w:r>
+        <w:rPr>
+          <w:color w:val="FF0000"/>
+        </w:rPr>
+        <w:t xml:space="preserve"> o serviço com as predefinições.</w:t>
+      </w:r>
+    </w:p>
+    <w:p>
+      <w:pPr>
+        <w:jc w:val="both"/>
+        <w:rPr>
+          <w:color w:val="FF0000"/>
+        </w:rPr>
+      </w:pPr>
+      <w:r>
+        <w:rPr>
+          <w:color w:val="FF0000"/>
+        </w:rPr>
+        <w:t xml:space="preserve">*Não </w:t>
+      </w:r>
+      <w:proofErr w:type="gramStart"/>
+      <w:r>
+        <w:rPr>
+          <w:color w:val="FF0000"/>
+        </w:rPr>
+        <w:t>esquecer</w:t>
+      </w:r>
+      <w:proofErr w:type="gramEnd"/>
+      <w:r>
+        <w:rPr>
+          <w:color w:val="FF0000"/>
+        </w:rPr>
+        <w:t xml:space="preserve"> mudar a </w:t>
+      </w:r>
+      <w:proofErr w:type="spellStart"/>
+      <w:r>
+        <w:rPr>
+          <w:color w:val="FF0000"/>
+        </w:rPr>
+        <w:t>port</w:t>
+      </w:r>
+      <w:proofErr w:type="spellEnd"/>
+      <w:r>
+        <w:rPr>
+          <w:color w:val="FF0000"/>
+        </w:rPr>
+        <w:t xml:space="preserve"> também no php.ini do serviço de Apache, para poder buscar as definições</w:t>
+      </w:r>
+    </w:p>
+    <w:p>
+      <w:pPr>
+        <w:jc w:val="both"/>
+        <w:rPr>
+          <w:color w:val="FF0000"/>
+        </w:rPr>
       </w:pPr>
     </w:p>
     <w:p>
@@ -1112,7 +1386,21 @@
         <w:jc w:val="both"/>
       </w:pPr>
       <w:r>
-        <w:t>Para importar uma DB é preciso primeiro criar uma nova DB e depois importar pelo PHPMyAdmin.</w:t>
+        <w:t xml:space="preserve">Para importar uma DB é preciso primeiro </w:t>
+      </w:r>
+      <w:r>
+        <w:t>criar uma</w:t>
+      </w:r>
+      <w:r>
+        <w:t xml:space="preserve"> DB e depois importar pelo </w:t>
+      </w:r>
+      <w:proofErr w:type="spellStart"/>
+      <w:r>
+        <w:t>PHPMyAdmin</w:t>
+      </w:r>
+      <w:proofErr w:type="spellEnd"/>
+      <w:r>
+        <w:t>.</w:t>
       </w:r>
     </w:p>
     <w:p>
@@ -1122,6 +1410,500 @@
           <w:color w:val="FF0000"/>
         </w:rPr>
       </w:pPr>
+    </w:p>
+    <w:p>
+      <w:pPr>
+        <w:jc w:val="both"/>
+        <w:rPr>
+          <w:color w:val="FF0000"/>
+        </w:rPr>
+      </w:pPr>
+    </w:p>
+    <w:p>
+      <w:pPr>
+        <w:jc w:val="both"/>
+        <w:rPr>
+          <w:color w:val="FF0000"/>
+        </w:rPr>
+      </w:pPr>
+    </w:p>
+    <w:p>
+      <w:pPr>
+        <w:jc w:val="both"/>
+        <w:rPr>
+          <w:color w:val="FF0000"/>
+        </w:rPr>
+      </w:pPr>
+    </w:p>
+    <w:p>
+      <w:pPr>
+        <w:jc w:val="both"/>
+        <w:rPr>
+          <w:color w:val="FF0000"/>
+        </w:rPr>
+      </w:pPr>
+    </w:p>
+    <w:p>
+      <w:pPr>
+        <w:jc w:val="both"/>
+        <w:rPr>
+          <w:u w:val="single"/>
+        </w:rPr>
+      </w:pPr>
+      <w:r>
+        <w:rPr>
+          <w:u w:val="single"/>
+        </w:rPr>
+        <w:lastRenderedPageBreak/>
+        <w:t>GR</w:t>
+      </w:r>
+      <w:r>
+        <w:rPr>
+          <w:u w:val="single"/>
+        </w:rPr>
+        <w:t>OUP BY</w:t>
+      </w:r>
+    </w:p>
+    <w:p>
+      <w:pPr>
+        <w:jc w:val="both"/>
+      </w:pPr>
+      <w:r>
+        <w:t xml:space="preserve">GROUP BY - &gt; contagem dos grupos (valor introduzido), quase como o </w:t>
+      </w:r>
+      <w:proofErr w:type="spellStart"/>
+      <w:r>
+        <w:t>distinct</w:t>
+      </w:r>
+      <w:proofErr w:type="spellEnd"/>
+      <w:r>
+        <w:t>. É bom para buscar soma de valores de x artigo (</w:t>
+      </w:r>
+      <w:proofErr w:type="spellStart"/>
+      <w:r>
+        <w:t>ex</w:t>
+      </w:r>
+      <w:proofErr w:type="spellEnd"/>
+      <w:r>
+        <w:t>: Cada Máquina de Lavar quanto faturou?</w:t>
+      </w:r>
+    </w:p>
+    <w:p>
+      <w:pPr>
+        <w:ind w:firstLine="708"/>
+        <w:jc w:val="both"/>
+      </w:pPr>
+      <w:r>
+        <w:t xml:space="preserve">SELECT </w:t>
+      </w:r>
+      <w:proofErr w:type="spellStart"/>
+      <w:r>
+        <w:t>numMaquina</w:t>
+      </w:r>
+      <w:proofErr w:type="spellEnd"/>
+      <w:r>
+        <w:t>, sum(valor)</w:t>
+      </w:r>
+      <w:r>
+        <w:t xml:space="preserve"> as</w:t>
+      </w:r>
+      <w:r>
+        <w:t xml:space="preserve"> TOTAL</w:t>
+      </w:r>
+    </w:p>
+    <w:p>
+      <w:pPr>
+        <w:ind w:firstLine="708"/>
+        <w:jc w:val="both"/>
+      </w:pPr>
+      <w:r>
+        <w:t>FROM `</w:t>
+      </w:r>
+      <w:proofErr w:type="spellStart"/>
+      <w:r>
+        <w:t>servico</w:t>
+      </w:r>
+      <w:proofErr w:type="spellEnd"/>
+      <w:r>
+        <w:t>`</w:t>
+      </w:r>
+    </w:p>
+    <w:p>
+      <w:pPr>
+        <w:ind w:firstLine="708"/>
+        <w:jc w:val="both"/>
+      </w:pPr>
+      <w:r>
+        <w:t xml:space="preserve">GROUP BY </w:t>
+      </w:r>
+      <w:proofErr w:type="spellStart"/>
+      <w:r>
+        <w:t>numMaquina</w:t>
+      </w:r>
+      <w:proofErr w:type="spellEnd"/>
+    </w:p>
+    <w:p>
+      <w:pPr>
+        <w:jc w:val="both"/>
+      </w:pPr>
+      <w:r>
+        <w:t>)</w:t>
+      </w:r>
+    </w:p>
+    <w:p>
+      <w:pPr>
+        <w:jc w:val="both"/>
+      </w:pPr>
+    </w:p>
+    <w:p>
+      <w:pPr>
+        <w:jc w:val="both"/>
+      </w:pPr>
+      <w:r>
+        <w:t>WHERE -&gt;linha a linha</w:t>
+      </w:r>
+      <w:r>
+        <w:t xml:space="preserve"> (filtragem antes de agrupar)</w:t>
+      </w:r>
+    </w:p>
+    <w:p>
+      <w:pPr>
+        <w:jc w:val="both"/>
+      </w:pPr>
+      <w:r>
+        <w:t>HAVING -&gt; grupo a grupo</w:t>
+      </w:r>
+      <w:r>
+        <w:t xml:space="preserve"> </w:t>
+      </w:r>
+      <w:r>
+        <w:t>(filtragem usada após agrupar)</w:t>
+      </w:r>
+    </w:p>
+    <w:p>
+      <w:pPr>
+        <w:jc w:val="both"/>
+      </w:pPr>
+    </w:p>
+    <w:p>
+      <w:pPr>
+        <w:jc w:val="both"/>
+        <w:rPr>
+          <w:u w:val="single"/>
+        </w:rPr>
+      </w:pPr>
+      <w:r>
+        <w:rPr>
+          <w:u w:val="single"/>
+        </w:rPr>
+        <w:t>JOIN</w:t>
+      </w:r>
+    </w:p>
+    <w:p>
+      <w:pPr>
+        <w:jc w:val="both"/>
+        <w:rPr>
+          <w:u w:val="single"/>
+        </w:rPr>
+      </w:pPr>
+    </w:p>
+    <w:p>
+      <w:pPr>
+        <w:jc w:val="both"/>
+        <w:rPr>
+          <w:b/>
+          <w:bCs/>
+        </w:rPr>
+      </w:pPr>
+      <w:r>
+        <w:rPr>
+          <w:b/>
+          <w:bCs/>
+        </w:rPr>
+        <w:t>EX:</w:t>
+      </w:r>
+    </w:p>
+    <w:p>
+      <w:pPr>
+        <w:jc w:val="both"/>
+      </w:pPr>
+      <w:r>
+        <w:t xml:space="preserve">SELECT </w:t>
+      </w:r>
+    </w:p>
+    <w:p>
+      <w:pPr>
+        <w:jc w:val="both"/>
+      </w:pPr>
+      <w:r>
+        <w:t xml:space="preserve">* </w:t>
+      </w:r>
+    </w:p>
+    <w:p>
+      <w:pPr>
+        <w:jc w:val="both"/>
+      </w:pPr>
+      <w:r>
+        <w:t xml:space="preserve">FROM </w:t>
+      </w:r>
+      <w:proofErr w:type="spellStart"/>
+      <w:r>
+        <w:t>servico</w:t>
+      </w:r>
+      <w:proofErr w:type="spellEnd"/>
+      <w:r>
+        <w:t xml:space="preserve">, </w:t>
+      </w:r>
+      <w:proofErr w:type="gramStart"/>
+      <w:r>
+        <w:t>maquina</w:t>
+      </w:r>
+      <w:proofErr w:type="gramEnd"/>
+      <w:r>
+        <w:t xml:space="preserve">, </w:t>
+      </w:r>
+      <w:proofErr w:type="spellStart"/>
+      <w:r>
+        <w:t>tipomaquina</w:t>
+      </w:r>
+      <w:proofErr w:type="spellEnd"/>
+    </w:p>
+    <w:p>
+      <w:pPr>
+        <w:jc w:val="both"/>
+      </w:pPr>
+      <w:r>
+        <w:t xml:space="preserve">WHERE </w:t>
+      </w:r>
+    </w:p>
+    <w:p>
+      <w:pPr>
+        <w:jc w:val="both"/>
+      </w:pPr>
+      <w:proofErr w:type="spellStart"/>
+      <w:proofErr w:type="gramStart"/>
+      <w:r>
+        <w:t>maquina.idTipo</w:t>
+      </w:r>
+      <w:proofErr w:type="spellEnd"/>
+      <w:proofErr w:type="gramEnd"/>
+      <w:r>
+        <w:t xml:space="preserve"> = tipomaquina.id </w:t>
+      </w:r>
+    </w:p>
+    <w:p>
+      <w:pPr>
+        <w:jc w:val="both"/>
+      </w:pPr>
+      <w:r>
+        <w:t xml:space="preserve">AND </w:t>
+      </w:r>
+    </w:p>
+    <w:p>
+      <w:pPr>
+        <w:jc w:val="both"/>
+      </w:pPr>
+      <w:proofErr w:type="spellStart"/>
+      <w:proofErr w:type="gramStart"/>
+      <w:r>
+        <w:t>servico.numMaquina</w:t>
+      </w:r>
+      <w:proofErr w:type="spellEnd"/>
+      <w:proofErr w:type="gramEnd"/>
+      <w:r>
+        <w:t xml:space="preserve"> = </w:t>
+      </w:r>
+      <w:proofErr w:type="spellStart"/>
+      <w:r>
+        <w:t>maquina.numero</w:t>
+      </w:r>
+      <w:proofErr w:type="spellEnd"/>
+    </w:p>
+    <w:p>
+      <w:pPr>
+        <w:jc w:val="both"/>
+      </w:pPr>
+    </w:p>
+    <w:p>
+      <w:pPr>
+        <w:jc w:val="both"/>
+        <w:rPr>
+          <w:b/>
+          <w:bCs/>
+        </w:rPr>
+      </w:pPr>
+      <w:r>
+        <w:rPr>
+          <w:b/>
+          <w:bCs/>
+        </w:rPr>
+        <w:t>EX2:</w:t>
+      </w:r>
+    </w:p>
+    <w:p>
+      <w:pPr>
+        <w:jc w:val="both"/>
+      </w:pPr>
+      <w:r>
+        <w:t xml:space="preserve">SELECT </w:t>
+      </w:r>
+    </w:p>
+    <w:p>
+      <w:pPr>
+        <w:jc w:val="both"/>
+      </w:pPr>
+      <w:r>
+        <w:tab/>
+      </w:r>
+      <w:proofErr w:type="spellStart"/>
+      <w:proofErr w:type="gramStart"/>
+      <w:r>
+        <w:t>servico.codFatura</w:t>
+      </w:r>
+      <w:proofErr w:type="spellEnd"/>
+      <w:proofErr w:type="gramEnd"/>
+      <w:r>
+        <w:t xml:space="preserve">, </w:t>
+      </w:r>
+    </w:p>
+    <w:p>
+      <w:pPr>
+        <w:jc w:val="both"/>
+      </w:pPr>
+      <w:r>
+        <w:tab/>
+      </w:r>
+      <w:proofErr w:type="spellStart"/>
+      <w:proofErr w:type="gramStart"/>
+      <w:r>
+        <w:t>maquina.numero</w:t>
+      </w:r>
+      <w:proofErr w:type="spellEnd"/>
+      <w:proofErr w:type="gramEnd"/>
+      <w:r>
+        <w:t xml:space="preserve">, </w:t>
+      </w:r>
+    </w:p>
+    <w:p>
+      <w:pPr>
+        <w:jc w:val="both"/>
+      </w:pPr>
+      <w:r>
+        <w:tab/>
+      </w:r>
+      <w:proofErr w:type="spellStart"/>
+      <w:proofErr w:type="gramStart"/>
+      <w:r>
+        <w:t>tipomaquina.nome</w:t>
+      </w:r>
+      <w:proofErr w:type="spellEnd"/>
+      <w:proofErr w:type="gramEnd"/>
+      <w:r>
+        <w:t>,</w:t>
+      </w:r>
+    </w:p>
+    <w:p>
+      <w:pPr>
+        <w:jc w:val="both"/>
+      </w:pPr>
+      <w:r>
+        <w:t xml:space="preserve">    </w:t>
+      </w:r>
+      <w:proofErr w:type="spellStart"/>
+      <w:proofErr w:type="gramStart"/>
+      <w:r>
+        <w:t>servico.valor</w:t>
+      </w:r>
+      <w:proofErr w:type="spellEnd"/>
+      <w:proofErr w:type="gramEnd"/>
+    </w:p>
+    <w:p>
+      <w:pPr>
+        <w:jc w:val="both"/>
+      </w:pPr>
+      <w:r>
+        <w:lastRenderedPageBreak/>
+        <w:t xml:space="preserve">FROM </w:t>
+      </w:r>
+      <w:proofErr w:type="spellStart"/>
+      <w:r>
+        <w:t>servico</w:t>
+      </w:r>
+      <w:proofErr w:type="spellEnd"/>
+      <w:r>
+        <w:t xml:space="preserve">, </w:t>
+      </w:r>
+      <w:proofErr w:type="gramStart"/>
+      <w:r>
+        <w:t>maquina</w:t>
+      </w:r>
+      <w:proofErr w:type="gramEnd"/>
+      <w:r>
+        <w:t xml:space="preserve">, </w:t>
+      </w:r>
+      <w:proofErr w:type="spellStart"/>
+      <w:r>
+        <w:t>tipomaquina</w:t>
+      </w:r>
+      <w:proofErr w:type="spellEnd"/>
+    </w:p>
+    <w:p>
+      <w:pPr>
+        <w:jc w:val="both"/>
+      </w:pPr>
+      <w:r>
+        <w:t xml:space="preserve">WHERE </w:t>
+      </w:r>
+    </w:p>
+    <w:p>
+      <w:pPr>
+        <w:jc w:val="both"/>
+      </w:pPr>
+      <w:r>
+        <w:tab/>
+      </w:r>
+      <w:proofErr w:type="spellStart"/>
+      <w:proofErr w:type="gramStart"/>
+      <w:r>
+        <w:t>maquina.idTipo</w:t>
+      </w:r>
+      <w:proofErr w:type="spellEnd"/>
+      <w:proofErr w:type="gramEnd"/>
+      <w:r>
+        <w:t xml:space="preserve"> = tipomaquina.id </w:t>
+      </w:r>
+    </w:p>
+    <w:p>
+      <w:pPr>
+        <w:jc w:val="both"/>
+      </w:pPr>
+      <w:r>
+        <w:tab/>
+        <w:t xml:space="preserve">AND </w:t>
+      </w:r>
+    </w:p>
+    <w:p>
+      <w:pPr>
+        <w:jc w:val="both"/>
+      </w:pPr>
+      <w:r>
+        <w:tab/>
+      </w:r>
+      <w:proofErr w:type="spellStart"/>
+      <w:proofErr w:type="gramStart"/>
+      <w:r>
+        <w:t>servico.numMaquina</w:t>
+      </w:r>
+      <w:proofErr w:type="spellEnd"/>
+      <w:proofErr w:type="gramEnd"/>
+      <w:r>
+        <w:t xml:space="preserve"> = </w:t>
+      </w:r>
+      <w:proofErr w:type="spellStart"/>
+      <w:r>
+        <w:t>maquina.numero</w:t>
+      </w:r>
+      <w:proofErr w:type="spellEnd"/>
     </w:p>
     <w:sectPr>
       <w:pgSz w:w="11906" w:h="16838"/>
